--- a/Samantha Spadaro - Assignment 2.docx
+++ b/Samantha Spadaro - Assignment 2.docx
@@ -312,15 +312,22 @@
         <w:t>This analysis has some limitations. It uses national averages, so it cannot separate full-service from fast-food restaurants, which Okrent and Alston (2012) show react differently. Wages may also respond to restaurant demand, which could weaken the instrument, but the similar estimate using food costs alone suggests this is not a major issue. The post-COVID period is too short to estimate on its own. Finally, as Dong (2026) points out, demand estimates work best for prices and conditions similar to those in the data, so these results are most reliable for price changes like those since 1993.</w:t>
       </w:r>
     </w:p>
+    <w:p/>
     <w:p>
-      <w:pPr>
-        <w:ind w:firstLine="720"/>
-      </w:pPr>
       <w:r>
-        <w:t>All data and code for this paper are available on GitHub: https://github.com/[your-github-username]/restaurant-demand-elasticity</w:t>
+        <w:t xml:space="preserve">GitHub: </w:t>
       </w:r>
-    </w:p>
-    <w:p>
+      <w:hyperlink r:id="rId8" w:history="1">
+        <w:r>
+          <w:rPr>
+            <w:rStyle w:val="Hyperlink"/>
+          </w:rPr>
+          <w:t>https://github.com/samanthars2004-create/restaurant-demand-elasticity</w:t>
+        </w:r>
+      </w:hyperlink>
+      <w:r>
+        <w:t xml:space="preserve"> </w:t>
+      </w:r>
       <w:r>
         <w:br w:type="page"/>
       </w:r>
@@ -351,7 +358,7 @@
       <w:r>
         <w:t xml:space="preserve"> </w:t>
       </w:r>
-      <w:hyperlink r:id="rId8" w:history="1">
+      <w:hyperlink r:id="rId9" w:history="1">
         <w:r>
           <w:rPr>
             <w:rStyle w:val="Hyperlink"/>
@@ -385,7 +392,7 @@
       <w:r>
         <w:t xml:space="preserve"> </w:t>
       </w:r>
-      <w:hyperlink r:id="rId9" w:history="1">
+      <w:hyperlink r:id="rId10" w:history="1">
         <w:r>
           <w:rPr>
             <w:rStyle w:val="Hyperlink"/>
@@ -416,7 +423,7 @@
       <w:r>
         <w:t xml:space="preserve">Dong, T. (2026). Supply and demand functions: A survey by data availability. SSRN Working Paper No. 7399858. </w:t>
       </w:r>
-      <w:hyperlink r:id="rId10" w:history="1">
+      <w:hyperlink r:id="rId11" w:history="1">
         <w:r>
           <w:rPr>
             <w:rStyle w:val="Hyperlink"/>
@@ -447,7 +454,7 @@
       <w:r>
         <w:t xml:space="preserve">Federal Reserve Bank of St. Louis (2026). FRED Economic Data: restaurant sales, consumer and producer price indexes, disposable income, and leisure and hospitality earnings. Retrieved October 2, 2026, from </w:t>
       </w:r>
-      <w:hyperlink r:id="rId11" w:history="1">
+      <w:hyperlink r:id="rId12" w:history="1">
         <w:r>
           <w:rPr>
             <w:rStyle w:val="Hyperlink"/>
@@ -481,7 +488,7 @@
       <w:r>
         <w:t xml:space="preserve"> </w:t>
       </w:r>
-      <w:hyperlink r:id="rId12" w:history="1">
+      <w:hyperlink r:id="rId13" w:history="1">
         <w:r>
           <w:rPr>
             <w:rStyle w:val="Hyperlink"/>
@@ -512,7 +519,7 @@
       <w:r>
         <w:t xml:space="preserve">U.S. Bureau of Labor Statistics (2026). Consumer Price Index; Current Employment Statistics; Producer Price Index. </w:t>
       </w:r>
-      <w:hyperlink r:id="rId13" w:history="1">
+      <w:hyperlink r:id="rId14" w:history="1">
         <w:r>
           <w:rPr>
             <w:rStyle w:val="Hyperlink"/>
@@ -543,7 +550,7 @@
       <w:r>
         <w:t xml:space="preserve">U.S. Census Bureau (2026). Advance Monthly Retail Trade Survey: Food services and drinking places. </w:t>
       </w:r>
-      <w:hyperlink r:id="rId14" w:history="1">
+      <w:hyperlink r:id="rId15" w:history="1">
         <w:r>
           <w:rPr>
             <w:rStyle w:val="Hyperlink"/>
@@ -1377,7 +1384,7 @@
                     <pic:cNvPicPr/>
                   </pic:nvPicPr>
                   <pic:blipFill>
-                    <a:blip r:embed="rId15"/>
+                    <a:blip r:embed="rId16"/>
                     <a:stretch>
                       <a:fillRect/>
                     </a:stretch>
@@ -1410,7 +1417,7 @@
       </w:r>
     </w:p>
     <w:sectPr>
-      <w:footerReference w:type="default" r:id="rId16"/>
+      <w:footerReference w:type="default" r:id="rId17"/>
       <w:pgSz w:w="12240" w:h="15840"/>
       <w:pgMar w:top="1440" w:right="1440" w:bottom="1440" w:left="1440" w:header="720" w:footer="720" w:gutter="0"/>
       <w:cols w:space="720"/>
